--- a/lessons/1-3/homework.docx
+++ b/lessons/1-3/homework.docx
@@ -115,7 +115,7 @@
           <wp:inline distT="0" distB="0" distL="0" distR="0">
             <wp:extent cx="1047750" cy="790575"/>
             <wp:effectExtent t="0" r="0" b="0" l="0"/>
-            <wp:docPr id="1" name="" descr="" title=""/>
+            <wp:docPr id="1" name="representation" descr="Picture illustrating the vocabulary word &quot;representation&quot;" title="representation"/>
             <wp:cNvGraphicFramePr>
               <a:graphicFrameLocks xmlns:a="http://schemas.openxmlformats.org/drawingml/2006/main" noChangeAspect="1"/>
             </wp:cNvGraphicFramePr>
@@ -178,7 +178,7 @@
           <wp:inline distT="0" distB="0" distL="0" distR="0">
             <wp:extent cx="1047750" cy="790575"/>
             <wp:effectExtent t="0" r="0" b="0" l="0"/>
-            <wp:docPr id="1" name="" descr="" title=""/>
+            <wp:docPr id="1" name="tape diagram" descr="Picture illustrating the vocabulary word &quot;tape diagram&quot;" title="tape diagram"/>
             <wp:cNvGraphicFramePr>
               <a:graphicFrameLocks xmlns:a="http://schemas.openxmlformats.org/drawingml/2006/main" noChangeAspect="1"/>
             </wp:cNvGraphicFramePr>
@@ -241,7 +241,7 @@
           <wp:inline distT="0" distB="0" distL="0" distR="0">
             <wp:extent cx="1047750" cy="790575"/>
             <wp:effectExtent t="0" r="0" b="0" l="0"/>
-            <wp:docPr id="1" name="" descr="" title=""/>
+            <wp:docPr id="1" name="tool" descr="Picture illustrating the vocabulary word &quot;tool&quot;" title="tool"/>
             <wp:cNvGraphicFramePr>
               <a:graphicFrameLocks xmlns:a="http://schemas.openxmlformats.org/drawingml/2006/main" noChangeAspect="1"/>
             </wp:cNvGraphicFramePr>
@@ -304,7 +304,7 @@
           <wp:inline distT="0" distB="0" distL="0" distR="0">
             <wp:extent cx="1047750" cy="790575"/>
             <wp:effectExtent t="0" r="0" b="0" l="0"/>
-            <wp:docPr id="1" name="" descr="" title=""/>
+            <wp:docPr id="1" name="ordered pair" descr="Picture illustrating the vocabulary word &quot;ordered pair&quot;" title="ordered pair"/>
             <wp:cNvGraphicFramePr>
               <a:graphicFrameLocks xmlns:a="http://schemas.openxmlformats.org/drawingml/2006/main" noChangeAspect="1"/>
             </wp:cNvGraphicFramePr>
@@ -367,7 +367,7 @@
           <wp:inline distT="0" distB="0" distL="0" distR="0">
             <wp:extent cx="1047750" cy="790575"/>
             <wp:effectExtent t="0" r="0" b="0" l="0"/>
-            <wp:docPr id="1" name="" descr="" title=""/>
+            <wp:docPr id="1" name="round trip" descr="Picture illustrating the vocabulary word &quot;round trip&quot;" title="round trip"/>
             <wp:cNvGraphicFramePr>
               <a:graphicFrameLocks xmlns:a="http://schemas.openxmlformats.org/drawingml/2006/main" noChangeAspect="1"/>
             </wp:cNvGraphicFramePr>
@@ -461,7 +461,7 @@
         <w:spacing w:after="40" w:before="0"/>
       </w:pPr>
       <w:r>
-        <w:t xml:space="preserve">     A. 125 minutes</w:t>
+        <w:t xml:space="preserve">     A. 1.25 minutes</w:t>
       </w:r>
     </w:p>
     <w:p>
@@ -477,7 +477,7 @@
         <w:spacing w:after="40" w:before="0"/>
       </w:pPr>
       <w:r>
-        <w:t xml:space="preserve">     C. 1.25 minutes</w:t>
+        <w:t xml:space="preserve">     C. 125 minutes</w:t>
       </w:r>
     </w:p>
     <w:p>
@@ -516,31 +516,31 @@
         <w:spacing w:after="40" w:before="0"/>
       </w:pPr>
       <w:r>
-        <w:t xml:space="preserve">     A. 10 + 2.5</w:t>
-      </w:r>
-    </w:p>
-    <w:p>
-      <w:pPr>
-        <w:spacing w:after="40" w:before="0"/>
-      </w:pPr>
-      <w:r>
-        <w:t xml:space="preserve">     B. 10 + 2.05</w:t>
-      </w:r>
-    </w:p>
-    <w:p>
-      <w:pPr>
-        <w:spacing w:after="40" w:before="0"/>
-      </w:pPr>
-      <w:r>
-        <w:t xml:space="preserve">     C. 12 + 5</w:t>
-      </w:r>
-    </w:p>
-    <w:p>
-      <w:pPr>
-        <w:spacing w:after="40" w:before="0"/>
-      </w:pPr>
-      <w:r>
-        <w:t xml:space="preserve">     D. 1 + 2.5</w:t>
+        <w:t xml:space="preserve">     A. 1 + 2.5</w:t>
+      </w:r>
+    </w:p>
+    <w:p>
+      <w:pPr>
+        <w:spacing w:after="40" w:before="0"/>
+      </w:pPr>
+      <w:r>
+        <w:t xml:space="preserve">     B. 10 + 2.5</w:t>
+      </w:r>
+    </w:p>
+    <w:p>
+      <w:pPr>
+        <w:spacing w:after="40" w:before="0"/>
+      </w:pPr>
+      <w:r>
+        <w:t xml:space="preserve">     C. 10 + 2.05</w:t>
+      </w:r>
+    </w:p>
+    <w:p>
+      <w:pPr>
+        <w:spacing w:after="40" w:before="0"/>
+      </w:pPr>
+      <w:r>
+        <w:t xml:space="preserve">     D. 12 + 5</w:t>
       </w:r>
     </w:p>
     <w:p>
@@ -571,31 +571,31 @@
         <w:spacing w:after="40" w:before="0"/>
       </w:pPr>
       <w:r>
-        <w:t xml:space="preserve">     A. About 10.42 hours</w:t>
-      </w:r>
-    </w:p>
-    <w:p>
-      <w:pPr>
-        <w:spacing w:after="40" w:before="0"/>
-      </w:pPr>
-      <w:r>
-        <w:t xml:space="preserve">     B. About 6.25 hours</w:t>
-      </w:r>
-    </w:p>
-    <w:p>
-      <w:pPr>
-        <w:spacing w:after="40" w:before="0"/>
-      </w:pPr>
-      <w:r>
-        <w:t xml:space="preserve">     C. About 62.5 hours</w:t>
-      </w:r>
-    </w:p>
-    <w:p>
-      <w:pPr>
-        <w:spacing w:after="40" w:before="0"/>
-      </w:pPr>
-      <w:r>
-        <w:t xml:space="preserve">     D. About 12.5 hours</w:t>
+        <w:t xml:space="preserve">     A. About 6.25 hours</w:t>
+      </w:r>
+    </w:p>
+    <w:p>
+      <w:pPr>
+        <w:spacing w:after="40" w:before="0"/>
+      </w:pPr>
+      <w:r>
+        <w:t xml:space="preserve">     B. About 10.42 hours</w:t>
+      </w:r>
+    </w:p>
+    <w:p>
+      <w:pPr>
+        <w:spacing w:after="40" w:before="0"/>
+      </w:pPr>
+      <w:r>
+        <w:t xml:space="preserve">     C. About 12.5 hours</w:t>
+      </w:r>
+    </w:p>
+    <w:p>
+      <w:pPr>
+        <w:spacing w:after="40" w:before="0"/>
+      </w:pPr>
+      <w:r>
+        <w:t xml:space="preserve">     D. About 62.5 hours</w:t>
       </w:r>
     </w:p>
     <w:p>
@@ -626,31 +626,31 @@
         <w:spacing w:after="40" w:before="0"/>
       </w:pPr>
       <w:r>
-        <w:t xml:space="preserve">     A. 312.5 minutes</w:t>
-      </w:r>
-    </w:p>
-    <w:p>
-      <w:pPr>
-        <w:spacing w:after="40" w:before="0"/>
-      </w:pPr>
-      <w:r>
-        <w:t xml:space="preserve">     B. 31.25 minutes</w:t>
-      </w:r>
-    </w:p>
-    <w:p>
-      <w:pPr>
-        <w:spacing w:after="40" w:before="0"/>
-      </w:pPr>
-      <w:r>
-        <w:t xml:space="preserve">     C. 3,125 minutes</w:t>
-      </w:r>
-    </w:p>
-    <w:p>
-      <w:pPr>
-        <w:spacing w:after="40" w:before="0"/>
-      </w:pPr>
-      <w:r>
-        <w:t xml:space="preserve">     D. 300 minutes</w:t>
+        <w:t xml:space="preserve">     A. 31.25 minutes</w:t>
+      </w:r>
+    </w:p>
+    <w:p>
+      <w:pPr>
+        <w:spacing w:after="40" w:before="0"/>
+      </w:pPr>
+      <w:r>
+        <w:t xml:space="preserve">     B. 300 minutes</w:t>
+      </w:r>
+    </w:p>
+    <w:p>
+      <w:pPr>
+        <w:spacing w:after="40" w:before="0"/>
+      </w:pPr>
+      <w:r>
+        <w:t xml:space="preserve">     C. 312.5 minutes</w:t>
+      </w:r>
+    </w:p>
+    <w:p>
+      <w:pPr>
+        <w:spacing w:after="40" w:before="0"/>
+      </w:pPr>
+      <w:r>
+        <w:t xml:space="preserve">     D. 3,125 minutes</w:t>
       </w:r>
     </w:p>
     <w:p>
@@ -681,31 +681,31 @@
         <w:spacing w:after="40" w:before="0"/>
       </w:pPr>
       <w:r>
-        <w:t xml:space="preserve">     A. 17 round trips</w:t>
-      </w:r>
-    </w:p>
-    <w:p>
-      <w:pPr>
-        <w:spacing w:after="40" w:before="0"/>
-      </w:pPr>
-      <w:r>
-        <w:t xml:space="preserve">     B. 20 round trips</w:t>
-      </w:r>
-    </w:p>
-    <w:p>
-      <w:pPr>
-        <w:spacing w:after="40" w:before="0"/>
-      </w:pPr>
-      <w:r>
-        <w:t xml:space="preserve">     C. 15 round trips</w:t>
-      </w:r>
-    </w:p>
-    <w:p>
-      <w:pPr>
-        <w:spacing w:after="40" w:before="0"/>
-      </w:pPr>
-      <w:r>
-        <w:t xml:space="preserve">     D. 18 round trips</w:t>
+        <w:t xml:space="preserve">     A. 15 round trips</w:t>
+      </w:r>
+    </w:p>
+    <w:p>
+      <w:pPr>
+        <w:spacing w:after="40" w:before="0"/>
+      </w:pPr>
+      <w:r>
+        <w:t xml:space="preserve">     B. 17 round trips</w:t>
+      </w:r>
+    </w:p>
+    <w:p>
+      <w:pPr>
+        <w:spacing w:after="40" w:before="0"/>
+      </w:pPr>
+      <w:r>
+        <w:t xml:space="preserve">     C. 18 round trips</w:t>
+      </w:r>
+    </w:p>
+    <w:p>
+      <w:pPr>
+        <w:spacing w:after="40" w:before="0"/>
+      </w:pPr>
+      <w:r>
+        <w:t xml:space="preserve">     D. 20 round trips</w:t>
       </w:r>
     </w:p>
     <w:p>
@@ -728,7 +728,7 @@
           <w:b/>
           <w:bCs/>
         </w:rPr>
-        <w:t xml:space="preserve">6. </w:t>
+        <w:t xml:space="preserve">6. Compare these tram problems. A: A tram carries 80 passengers per ride and each ride takes 35 minutes. How long would 4,000 passengers take? B: A different tram completes a round trip in 12.5 minutes. How many round trips fit in 10 hours? How are the problems alike and different?</w:t>
       </w:r>
     </w:p>
     <w:p>
@@ -792,7 +792,7 @@
         <w:spacing w:after="40" w:before="0"/>
       </w:pPr>
       <w:r>
-        <w:t xml:space="preserve">     A. 25 miles</w:t>
+        <w:t xml:space="preserve">     A. 1 mile</w:t>
       </w:r>
     </w:p>
     <w:p>
@@ -808,7 +808,7 @@
         <w:spacing w:after="40" w:before="0"/>
       </w:pPr>
       <w:r>
-        <w:t xml:space="preserve">     C. 1 mile</w:t>
+        <w:t xml:space="preserve">     C. 25 miles</w:t>
       </w:r>
     </w:p>
     <w:p>
@@ -839,7 +839,7 @@
           <w:b/>
           <w:bCs/>
         </w:rPr>
-        <w:t xml:space="preserve">8. </w:t>
+        <w:t xml:space="preserve">8. How does the answer change if the tram must transport 6,000 passengers? (Each ride carries 80 passengers and takes 12.5 minutes.) Show your steps.</w:t>
       </w:r>
     </w:p>
     <w:p>
@@ -875,6 +875,226 @@
         <w:t xml:space="preserve">______________________________________________________________________</w:t>
       </w:r>
     </w:p>
+    <w:p>
+      <w:pPr>
+        <w:spacing w:after="60" w:before="120"/>
+      </w:pPr>
+      <w:r>
+        <w:rPr>
+          <w:color w:val="BBBBBB"/>
+        </w:rPr>
+        <w:t xml:space="preserve">______________________________________________________________________</w:t>
+      </w:r>
+    </w:p>
+    <w:p>
+      <w:pPr>
+        <w:spacing w:after="80" w:before="0"/>
+      </w:pPr>
+      <w:r>
+        <w:rPr>
+          <w:b/>
+          <w:bCs/>
+        </w:rPr>
+        <w:t xml:space="preserve">9. Each tram ride takes 12.5 minutes. Complete the table of total minutes.</w:t>
+      </w:r>
+    </w:p>
+    <w:tbl>
+      <w:tblPr>
+        <w:tblW w:type="pct" w:w="100%"/>
+        <w:tblBorders>
+          <w:top w:val="single" w:color="auto" w:sz="4"/>
+          <w:left w:val="single" w:color="auto" w:sz="4"/>
+          <w:bottom w:val="single" w:color="auto" w:sz="4"/>
+          <w:right w:val="single" w:color="auto" w:sz="4"/>
+          <w:insideH w:val="single" w:color="auto" w:sz="4"/>
+          <w:insideV w:val="single" w:color="auto" w:sz="4"/>
+        </w:tblBorders>
+      </w:tblPr>
+      <w:tblGrid>
+        <w:gridCol w:w="100"/>
+        <w:gridCol w:w="100"/>
+        <w:gridCol w:w="100"/>
+      </w:tblGrid>
+      <w:tr>
+        <w:trPr>
+          <w:tblHeader/>
+        </w:trPr>
+        <w:tc>
+          <w:tcPr>
+            <w:tcW w:type="pct" w:w="33%"/>
+          </w:tcPr>
+          <w:p>
+            <w:r>
+              <w:rPr>
+                <w:b/>
+                <w:bCs/>
+              </w:rPr>
+              <w:t xml:space="preserve">Rides</w:t>
+            </w:r>
+          </w:p>
+        </w:tc>
+        <w:tc>
+          <w:tcPr>
+            <w:tcW w:type="pct" w:w="33%"/>
+          </w:tcPr>
+          <w:p>
+            <w:r>
+              <w:rPr>
+                <w:b/>
+                <w:bCs/>
+              </w:rPr>
+              <w:t xml:space="preserve">Expression</w:t>
+            </w:r>
+          </w:p>
+        </w:tc>
+        <w:tc>
+          <w:tcPr>
+            <w:tcW w:type="pct" w:w="33%"/>
+          </w:tcPr>
+          <w:p>
+            <w:r>
+              <w:rPr>
+                <w:b/>
+                <w:bCs/>
+              </w:rPr>
+              <w:t xml:space="preserve">Total minutes</w:t>
+            </w:r>
+          </w:p>
+        </w:tc>
+      </w:tr>
+      <w:tr>
+        <w:tc>
+          <w:tcPr>
+            <w:tcW w:type="pct" w:w="33%"/>
+          </w:tcPr>
+          <w:p>
+            <w:r>
+              <w:rPr>
+                <w:b w:val="false"/>
+                <w:bCs w:val="false"/>
+              </w:rPr>
+              <w:t xml:space="preserve">10</w:t>
+            </w:r>
+          </w:p>
+        </w:tc>
+        <w:tc>
+          <w:tcPr>
+            <w:tcW w:type="pct" w:w="33%"/>
+          </w:tcPr>
+          <w:p>
+            <w:r>
+              <w:rPr>
+                <w:b w:val="false"/>
+                <w:bCs w:val="false"/>
+              </w:rPr>
+              <w:t xml:space="preserve">10 × 12.5</w:t>
+            </w:r>
+          </w:p>
+        </w:tc>
+        <w:tc>
+          <w:tcPr>
+            <w:tcW w:type="pct" w:w="33%"/>
+          </w:tcPr>
+          <w:p>
+            <w:r>
+              <w:rPr>
+                <w:b w:val="false"/>
+                <w:bCs w:val="false"/>
+              </w:rPr>
+              <w:t xml:space="preserve"> </w:t>
+            </w:r>
+          </w:p>
+        </w:tc>
+      </w:tr>
+      <w:tr>
+        <w:tc>
+          <w:tcPr>
+            <w:tcW w:type="pct" w:w="33%"/>
+          </w:tcPr>
+          <w:p>
+            <w:r>
+              <w:rPr>
+                <w:b w:val="false"/>
+                <w:bCs w:val="false"/>
+              </w:rPr>
+              <w:t xml:space="preserve">20</w:t>
+            </w:r>
+          </w:p>
+        </w:tc>
+        <w:tc>
+          <w:tcPr>
+            <w:tcW w:type="pct" w:w="33%"/>
+          </w:tcPr>
+          <w:p>
+            <w:r>
+              <w:rPr>
+                <w:b w:val="false"/>
+                <w:bCs w:val="false"/>
+              </w:rPr>
+              <w:t xml:space="preserve">20 × 12.5</w:t>
+            </w:r>
+          </w:p>
+        </w:tc>
+        <w:tc>
+          <w:tcPr>
+            <w:tcW w:type="pct" w:w="33%"/>
+          </w:tcPr>
+          <w:p>
+            <w:r>
+              <w:rPr>
+                <w:b w:val="false"/>
+                <w:bCs w:val="false"/>
+              </w:rPr>
+              <w:t xml:space="preserve"> </w:t>
+            </w:r>
+          </w:p>
+        </w:tc>
+      </w:tr>
+      <w:tr>
+        <w:tc>
+          <w:tcPr>
+            <w:tcW w:type="pct" w:w="33%"/>
+          </w:tcPr>
+          <w:p>
+            <w:r>
+              <w:rPr>
+                <w:b w:val="false"/>
+                <w:bCs w:val="false"/>
+              </w:rPr>
+              <w:t xml:space="preserve">50</w:t>
+            </w:r>
+          </w:p>
+        </w:tc>
+        <w:tc>
+          <w:tcPr>
+            <w:tcW w:type="pct" w:w="33%"/>
+          </w:tcPr>
+          <w:p>
+            <w:r>
+              <w:rPr>
+                <w:b w:val="false"/>
+                <w:bCs w:val="false"/>
+              </w:rPr>
+              <w:t xml:space="preserve">50 × 12.5</w:t>
+            </w:r>
+          </w:p>
+        </w:tc>
+        <w:tc>
+          <w:tcPr>
+            <w:tcW w:type="pct" w:w="33%"/>
+          </w:tcPr>
+          <w:p>
+            <w:r>
+              <w:rPr>
+                <w:b w:val="false"/>
+                <w:bCs w:val="false"/>
+              </w:rPr>
+              <w:t xml:space="preserve"> </w:t>
+            </w:r>
+          </w:p>
+        </w:tc>
+      </w:tr>
+    </w:tbl>
     <w:p>
       <w:pPr>
         <w:spacing w:after="60" w:before="120"/>
@@ -913,7 +1133,7 @@
           <w:b/>
           <w:bCs/>
         </w:rPr>
-        <w:t xml:space="preserve">1. A. 125 minutes</w:t>
+        <w:t xml:space="preserve">1. C. 125 minutes</w:t>
       </w:r>
     </w:p>
     <w:p>
@@ -945,7 +1165,7 @@
           <w:b/>
           <w:bCs/>
         </w:rPr>
-        <w:t xml:space="preserve">2. A. 10 + 2.5</w:t>
+        <w:t xml:space="preserve">2. B. 10 + 2.5</w:t>
       </w:r>
     </w:p>
     <w:p>
@@ -977,7 +1197,7 @@
           <w:b/>
           <w:bCs/>
         </w:rPr>
-        <w:t xml:space="preserve">3. A. About 10.42 hours</w:t>
+        <w:t xml:space="preserve">3. B. About 10.42 hours</w:t>
       </w:r>
     </w:p>
     <w:p>
@@ -1009,7 +1229,7 @@
           <w:b/>
           <w:bCs/>
         </w:rPr>
-        <w:t xml:space="preserve">4. A. 312.5 minutes</w:t>
+        <w:t xml:space="preserve">4. C. 312.5 minutes</w:t>
       </w:r>
     </w:p>
     <w:p>
@@ -1041,7 +1261,7 @@
           <w:b/>
           <w:bCs/>
         </w:rPr>
-        <w:t xml:space="preserve">5. A. 17 round trips</w:t>
+        <w:t xml:space="preserve">5. B. 17 round trips</w:t>
       </w:r>
     </w:p>
     <w:p>
@@ -1085,7 +1305,7 @@
           <w:b/>
           <w:bCs/>
         </w:rPr>
-        <w:t xml:space="preserve">7. A. 25 miles</w:t>
+        <w:t xml:space="preserve">7. C. 25 miles</w:t>
       </w:r>
     </w:p>
     <w:p>
@@ -1118,6 +1338,50 @@
           <w:bCs/>
         </w:rPr>
         <w:t xml:space="preserve">8. Open response — answers will vary.</w:t>
+      </w:r>
+    </w:p>
+    <w:p>
+      <w:pPr>
+        <w:spacing w:after="40" w:before="0"/>
+      </w:pPr>
+      <w:r>
+        <w:rPr>
+          <w:b/>
+          <w:bCs/>
+        </w:rPr>
+        <w:t xml:space="preserve">9. Each tram ride takes 12.5 minutes. Complete the table of total minutes.</w:t>
+      </w:r>
+    </w:p>
+    <w:p>
+      <w:pPr>
+        <w:spacing w:after="20" w:before="0"/>
+      </w:pPr>
+      <w:r>
+        <w:t xml:space="preserve">      → 125</w:t>
+      </w:r>
+    </w:p>
+    <w:p>
+      <w:pPr>
+        <w:spacing w:after="20" w:before="0"/>
+      </w:pPr>
+      <w:r>
+        <w:t xml:space="preserve">      → 250</w:t>
+      </w:r>
+    </w:p>
+    <w:p>
+      <w:pPr>
+        <w:spacing w:after="20" w:before="0"/>
+      </w:pPr>
+      <w:r>
+        <w:t xml:space="preserve">      → 625</w:t>
+      </w:r>
+    </w:p>
+    <w:p>
+      <w:pPr>
+        <w:spacing w:after="40" w:before="0"/>
+      </w:pPr>
+      <w:r>
+        <w:t xml:space="preserve"/>
       </w:r>
     </w:p>
     <w:sectPr>
@@ -1306,7 +1570,14 @@
 <file path=word/styles.xml><?xml version="1.0" encoding="utf-8"?>
 <w:styles xmlns:mc="http://schemas.openxmlformats.org/markup-compatibility/2006" xmlns:r="http://schemas.openxmlformats.org/officeDocument/2006/relationships" xmlns:w="http://schemas.openxmlformats.org/wordprocessingml/2006/main" xmlns:w14="http://schemas.microsoft.com/office/word/2010/wordml" xmlns:w15="http://schemas.microsoft.com/office/word/2012/wordml" mc:Ignorable="w14 w15">
   <w:docDefaults>
-    <w:rPrDefault/>
+    <w:rPrDefault>
+      <w:rPr>
+        <w:rFonts w:ascii="Arial" w:cs="Arial" w:eastAsia="Arial" w:hAnsi="Arial"/>
+        <w:sz w:val="22"/>
+        <w:szCs w:val="22"/>
+        <w:lang w:val="en-US"/>
+      </w:rPr>
+    </w:rPrDefault>
     <w:pPrDefault/>
   </w:docDefaults>
   <w:style w:type="paragraph" w:styleId="Title">
@@ -1324,10 +1595,16 @@
     <w:basedOn w:val="Normal"/>
     <w:next w:val="Normal"/>
     <w:qFormat/>
+    <w:pPr>
+      <w:keepNext/>
+    </w:pPr>
     <w:rPr>
-      <w:color w:val="2E74B5"/>
-      <w:sz w:val="32"/>
-      <w:szCs w:val="32"/>
+      <w:rFonts w:ascii="Arial" w:cs="Arial" w:eastAsia="Arial" w:hAnsi="Arial"/>
+      <w:b/>
+      <w:bCs/>
+      <w:color w:val="183E56"/>
+      <w:sz w:val="34"/>
+      <w:szCs w:val="34"/>
     </w:rPr>
   </w:style>
   <w:style w:type="paragraph" w:styleId="Heading2">
@@ -1335,8 +1612,14 @@
     <w:basedOn w:val="Normal"/>
     <w:next w:val="Normal"/>
     <w:qFormat/>
+    <w:pPr>
+      <w:keepNext/>
+    </w:pPr>
     <w:rPr>
-      <w:color w:val="2E74B5"/>
+      <w:rFonts w:ascii="Arial" w:cs="Arial" w:eastAsia="Arial" w:hAnsi="Arial"/>
+      <w:b/>
+      <w:bCs/>
+      <w:color w:val="176B70"/>
       <w:sz w:val="26"/>
       <w:szCs w:val="26"/>
     </w:rPr>

--- a/lessons/1-3/homework.docx
+++ b/lessons/1-3/homework.docx
@@ -1106,284 +1106,6 @@
         <w:t xml:space="preserve">______________________________________________________________________</w:t>
       </w:r>
     </w:p>
-    <w:p>
-      <w:r>
-        <w:br w:type="page"/>
-      </w:r>
-    </w:p>
-    <w:p>
-      <w:pPr>
-        <w:pStyle w:val="Heading1"/>
-        <w:spacing w:after="120"/>
-      </w:pPr>
-      <w:r>
-        <w:rPr>
-          <w:b/>
-          <w:bCs/>
-        </w:rPr>
-        <w:t xml:space="preserve">Answer Key (Teacher)</w:t>
-      </w:r>
-    </w:p>
-    <w:p>
-      <w:pPr>
-        <w:spacing w:after="40" w:before="0"/>
-      </w:pPr>
-      <w:r>
-        <w:rPr>
-          <w:b/>
-          <w:bCs/>
-        </w:rPr>
-        <w:t xml:space="preserve">1. C. 125 minutes</w:t>
-      </w:r>
-    </w:p>
-    <w:p>
-      <w:pPr>
-        <w:spacing w:after="20" w:before="0"/>
-      </w:pPr>
-      <w:r>
-        <w:t xml:space="preserve">     12.5 × 10 = 125. Multiplying by 10 shifts every digit one place to the left.</w:t>
-      </w:r>
-    </w:p>
-    <w:p>
-      <w:pPr>
-        <w:spacing w:after="80" w:before="0"/>
-      </w:pPr>
-      <w:r>
-        <w:rPr>
-          <w:i/>
-          <w:iCs/>
-        </w:rPr>
-        <w:t xml:space="preserve">     Watch for: Converting minutes to hours by moving the decimal point — 625 minutes is NOT 6.25 hours. An hour is 60 minutes, so divide by 60: 625 ÷ 60 ≈ 10.42 hours.</w:t>
-      </w:r>
-    </w:p>
-    <w:p>
-      <w:pPr>
-        <w:spacing w:after="40" w:before="0"/>
-      </w:pPr>
-      <w:r>
-        <w:rPr>
-          <w:b/>
-          <w:bCs/>
-        </w:rPr>
-        <w:t xml:space="preserve">2. B. 10 + 2.5</w:t>
-      </w:r>
-    </w:p>
-    <w:p>
-      <w:pPr>
-        <w:spacing w:after="20" w:before="0"/>
-      </w:pPr>
-      <w:r>
-        <w:t xml:space="preserve">     10 + 2.5 = 12.5. The parts of a decomposition must rebuild the number exactly.</w:t>
-      </w:r>
-    </w:p>
-    <w:p>
-      <w:pPr>
-        <w:spacing w:after="80" w:before="0"/>
-      </w:pPr>
-      <w:r>
-        <w:rPr>
-          <w:i/>
-          <w:iCs/>
-        </w:rPr>
-        <w:t xml:space="preserve">     Watch for: Converting minutes to hours by moving the decimal point — 625 minutes is NOT 6.25 hours. An hour is 60 minutes, so divide by 60: 625 ÷ 60 ≈ 10.42 hours.</w:t>
-      </w:r>
-    </w:p>
-    <w:p>
-      <w:pPr>
-        <w:spacing w:after="40" w:before="0"/>
-      </w:pPr>
-      <w:r>
-        <w:rPr>
-          <w:b/>
-          <w:bCs/>
-        </w:rPr>
-        <w:t xml:space="preserve">3. B. About 10.42 hours</w:t>
-      </w:r>
-    </w:p>
-    <w:p>
-      <w:pPr>
-        <w:spacing w:after="20" w:before="0"/>
-      </w:pPr>
-      <w:r>
-        <w:t xml:space="preserve">     625 ÷ 60 ≈ 10.42, so it would take about 10.42 hours to transport 4,000 passengers.</w:t>
-      </w:r>
-    </w:p>
-    <w:p>
-      <w:pPr>
-        <w:spacing w:after="80" w:before="0"/>
-      </w:pPr>
-      <w:r>
-        <w:rPr>
-          <w:i/>
-          <w:iCs/>
-        </w:rPr>
-        <w:t xml:space="preserve">     Watch for: Converting minutes to hours by moving the decimal point — 625 minutes is NOT 6.25 hours. An hour is 60 minutes, so divide by 60: 625 ÷ 60 ≈ 10.42 hours.</w:t>
-      </w:r>
-    </w:p>
-    <w:p>
-      <w:pPr>
-        <w:spacing w:after="40" w:before="0"/>
-      </w:pPr>
-      <w:r>
-        <w:rPr>
-          <w:b/>
-          <w:bCs/>
-        </w:rPr>
-        <w:t xml:space="preserve">4. C. 312.5 minutes</w:t>
-      </w:r>
-    </w:p>
-    <w:p>
-      <w:pPr>
-        <w:spacing w:after="20" w:before="0"/>
-      </w:pPr>
-      <w:r>
-        <w:t xml:space="preserve">     2,000 ÷ 80 = 25 rides, and 25 × 12.5 = 312.5 minutes — half the passengers, half the 625 minutes.</w:t>
-      </w:r>
-    </w:p>
-    <w:p>
-      <w:pPr>
-        <w:spacing w:after="80" w:before="0"/>
-      </w:pPr>
-      <w:r>
-        <w:rPr>
-          <w:i/>
-          <w:iCs/>
-        </w:rPr>
-        <w:t xml:space="preserve">     Watch for: Converting minutes to hours by moving the decimal point — 625 minutes is NOT 6.25 hours. An hour is 60 minutes, so divide by 60: 625 ÷ 60 ≈ 10.42 hours.</w:t>
-      </w:r>
-    </w:p>
-    <w:p>
-      <w:pPr>
-        <w:spacing w:after="40" w:before="0"/>
-      </w:pPr>
-      <w:r>
-        <w:rPr>
-          <w:b/>
-          <w:bCs/>
-        </w:rPr>
-        <w:t xml:space="preserve">5. B. 17 round trips</w:t>
-      </w:r>
-    </w:p>
-    <w:p>
-      <w:pPr>
-        <w:spacing w:after="20" w:before="0"/>
-      </w:pPr>
-      <w:r>
-        <w:t xml:space="preserve">     10 hours is 600 minutes. 17 trips take 17 × 35 = 595 minutes, and an 18th trip would need 630 — past the 600. So the tram completes 17 round trips.</w:t>
-      </w:r>
-    </w:p>
-    <w:p>
-      <w:pPr>
-        <w:spacing w:after="80" w:before="0"/>
-      </w:pPr>
-      <w:r>
-        <w:rPr>
-          <w:i/>
-          <w:iCs/>
-        </w:rPr>
-        <w:t xml:space="preserve">     Watch for: Converting minutes to hours by moving the decimal point — 625 minutes is NOT 6.25 hours. An hour is 60 minutes, so divide by 60: 625 ÷ 60 ≈ 10.42 hours.</w:t>
-      </w:r>
-    </w:p>
-    <w:p>
-      <w:pPr>
-        <w:spacing w:after="40" w:before="0"/>
-      </w:pPr>
-      <w:r>
-        <w:rPr>
-          <w:b/>
-          <w:bCs/>
-        </w:rPr>
-        <w:t xml:space="preserve">6. Open response — answers will vary.</w:t>
-      </w:r>
-    </w:p>
-    <w:p>
-      <w:pPr>
-        <w:spacing w:after="40" w:before="0"/>
-      </w:pPr>
-      <w:r>
-        <w:rPr>
-          <w:b/>
-          <w:bCs/>
-        </w:rPr>
-        <w:t xml:space="preserve">7. C. 25 miles</w:t>
-      </w:r>
-    </w:p>
-    <w:p>
-      <w:pPr>
-        <w:spacing w:after="20" w:before="0"/>
-      </w:pPr>
-      <w:r>
-        <w:t xml:space="preserve">     5 round trips × 5 miles per trip = 25 miles.</w:t>
-      </w:r>
-    </w:p>
-    <w:p>
-      <w:pPr>
-        <w:spacing w:after="80" w:before="0"/>
-      </w:pPr>
-      <w:r>
-        <w:rPr>
-          <w:i/>
-          <w:iCs/>
-        </w:rPr>
-        <w:t xml:space="preserve">     Watch for: Converting minutes to hours by moving the decimal point — 625 minutes is NOT 6.25 hours. An hour is 60 minutes, so divide by 60: 625 ÷ 60 ≈ 10.42 hours.</w:t>
-      </w:r>
-    </w:p>
-    <w:p>
-      <w:pPr>
-        <w:spacing w:after="40" w:before="0"/>
-      </w:pPr>
-      <w:r>
-        <w:rPr>
-          <w:b/>
-          <w:bCs/>
-        </w:rPr>
-        <w:t xml:space="preserve">8. Open response — answers will vary.</w:t>
-      </w:r>
-    </w:p>
-    <w:p>
-      <w:pPr>
-        <w:spacing w:after="40" w:before="0"/>
-      </w:pPr>
-      <w:r>
-        <w:rPr>
-          <w:b/>
-          <w:bCs/>
-        </w:rPr>
-        <w:t xml:space="preserve">9. Each tram ride takes 12.5 minutes. Complete the table of total minutes.</w:t>
-      </w:r>
-    </w:p>
-    <w:p>
-      <w:pPr>
-        <w:spacing w:after="20" w:before="0"/>
-      </w:pPr>
-      <w:r>
-        <w:t xml:space="preserve">      → 125</w:t>
-      </w:r>
-    </w:p>
-    <w:p>
-      <w:pPr>
-        <w:spacing w:after="20" w:before="0"/>
-      </w:pPr>
-      <w:r>
-        <w:t xml:space="preserve">      → 250</w:t>
-      </w:r>
-    </w:p>
-    <w:p>
-      <w:pPr>
-        <w:spacing w:after="20" w:before="0"/>
-      </w:pPr>
-      <w:r>
-        <w:t xml:space="preserve">      → 625</w:t>
-      </w:r>
-    </w:p>
-    <w:p>
-      <w:pPr>
-        <w:spacing w:after="40" w:before="0"/>
-      </w:pPr>
-      <w:r>
-        <w:t xml:space="preserve"/>
-      </w:r>
-    </w:p>
     <w:sectPr>
       <w:pgSz w:w="11906" w:h="16838" w:orient="portrait"/>
       <w:pgMar w:top="720" w:right="900" w:bottom="720" w:left="900" w:header="708" w:footer="708" w:gutter="0"/>
